--- a/docs/Guide/Step7 - Rebuild.docx
+++ b/docs/Guide/Step7 - Rebuild.docx
@@ -348,7 +348,7 @@
         <w:t>Two timeline entries</w:t>
       </w:r>
       <w:r>
-        <w:t xml:space="preserve"> visible — Hushbox (Nov 2025 – Present) and Techdenovo (May 2024 – Nov 2025)</w:t>
+        <w:t xml:space="preserve"> visible — ElixirFlow and an anonymized independent contract period</w:t>
       </w:r>
     </w:p>
     <w:p>
